--- a/public/templates/HumanSoul-journey-template.docx
+++ b/public/templates/HumanSoul-journey-template.docx
@@ -648,7 +648,7 @@
           <w:b/>
           <w:bCs/>
         </w:rPr>
-        <w:t xml:space="preserve">Why this day:</w:t>
+        <w:t xml:space="preserve">Today's intention:</w:t>
       </w:r>
     </w:p>
     <w:p>
@@ -816,7 +816,7 @@
           <w:b/>
           <w:bCs/>
         </w:rPr>
-        <w:t xml:space="preserve">Why this day:</w:t>
+        <w:t xml:space="preserve">Today's intention:</w:t>
       </w:r>
     </w:p>
     <w:p>
@@ -984,7 +984,7 @@
           <w:b/>
           <w:bCs/>
         </w:rPr>
-        <w:t xml:space="preserve">Why this day:</w:t>
+        <w:t xml:space="preserve">Today's intention:</w:t>
       </w:r>
     </w:p>
     <w:p>
@@ -1152,7 +1152,7 @@
           <w:b/>
           <w:bCs/>
         </w:rPr>
-        <w:t xml:space="preserve">Why this day:</w:t>
+        <w:t xml:space="preserve">Today's intention:</w:t>
       </w:r>
     </w:p>
     <w:p>
@@ -1320,7 +1320,7 @@
           <w:b/>
           <w:bCs/>
         </w:rPr>
-        <w:t xml:space="preserve">Why this day:</w:t>
+        <w:t xml:space="preserve">Today's intention:</w:t>
       </w:r>
     </w:p>
     <w:p>
@@ -1488,7 +1488,7 @@
           <w:b/>
           <w:bCs/>
         </w:rPr>
-        <w:t xml:space="preserve">Why this day:</w:t>
+        <w:t xml:space="preserve">Today's intention:</w:t>
       </w:r>
     </w:p>
     <w:p>
@@ -1656,7 +1656,7 @@
           <w:b/>
           <w:bCs/>
         </w:rPr>
-        <w:t xml:space="preserve">Why this day:</w:t>
+        <w:t xml:space="preserve">Today's intention:</w:t>
       </w:r>
     </w:p>
     <w:p>
